--- a/Lumbee_RIVR_Tech_IRU_Package/02_Core_Agreements/03_Network_Operations_Maintenance_and_SLA.docx
+++ b/Lumbee_RIVR_Tech_IRU_Package/02_Core_Agreements/03_Network_Operations_Maintenance_and_SLA.docx
@@ -277,7 +277,7 @@
           <w:b w:val="0"/>
           <w:i w:val="0"/>
         </w:rPr>
-        <w:t xml:space="preserve"> by and between Lumbee Tribe of North Carolina (the “Tribe”) and LREMC Technologies, LLC d/b/a RIVR Tech (“RIVR Tech”), and supplements and is incorporated into the Indefeasible Right of Use Agreement (Document 02.02). It sets measurable operations, maintenance, restoration, and performance requirements for the Network, including the Tribal Assets and their interconnection with the RIVR Tech Existing Network at the Demarcation Points.</w:t>
+        <w:t xml:space="preserve"> by and between Lumbee Tribe of North Carolina (the “Lumbee Tribe”) and LREMC Technologies, LLC d/b/a RIVR Tech (“RIVR Tech”), and supplements and is incorporated into the Indefeasible Right of Use Agreement (Document 02.02). It sets measurable operations, maintenance, restoration, and performance requirements for the Network, including the Tribal Assets and their interconnection with the RIVR Tech Existing Network at the Demarcation Points.</w:t>
       </w:r>
     </w:p>
     <w:p>
@@ -316,7 +316,7 @@
           <w:b w:val="0"/>
           <w:i w:val="0"/>
         </w:rPr>
-        <w:t>RIVR Tech shall operate, monitor, maintain, and restore the Network to the standards in this O&amp;M/SLA. Responsibility follows the Demarcation Point: RIVR Tech is responsible for both the RIVR Tech Existing Network and, under this O&amp;M/SLA, for operating and maintaining the Tribal Assets on the Tribe's behalf, without acquiring title (see Document 02.02, Article 3.3).</w:t>
+        <w:t>RIVR Tech shall operate, monitor, maintain, and restore the Network to the standards in this O&amp;M/SLA. Responsibility follows the Demarcation Point: RIVR Tech is responsible for both the RIVR Tech Existing Network and, under this O&amp;M/SLA, for operating and maintaining the Tribal Assets on the Lumbee Tribe's behalf, without acquiring title (see Document 02.02, Article 3.3).</w:t>
       </w:r>
     </w:p>
     <w:p>
@@ -483,7 +483,7 @@
           <w:b w:val="0"/>
           <w:i w:val="0"/>
         </w:rPr>
-        <w:t>RIVR Tech shall provide the Tribe a 24/7 trouble-reporting method (toll-free number, email/portal, and escalation contacts per Exhibit H). The Tribe, anchor institutions, and end users may report trouble; each report receives a ticket number and initial classification.</w:t>
+        <w:t>RIVR Tech shall provide the Lumbee Tribe a 24/7 trouble-reporting method (toll-free number, email/portal, and escalation contacts per Exhibit H). The Lumbee Tribe, anchor institutions, and end users may report trouble; each report receives a ticket number and initial classification.</w:t>
       </w:r>
     </w:p>
     <w:p>
@@ -752,7 +752,7 @@
                 <w:i w:val="0"/>
                 <w:sz w:val="16"/>
               </w:rPr>
-              <w:t>Immediate notice to Tribe; hourly updates; auto-escalate to management per Exhibit H.</w:t>
+              <w:t>Immediate notice to Lumbee Tribe; hourly updates; auto-escalate to management per Exhibit H.</w:t>
             </w:r>
           </w:p>
         </w:tc>
@@ -868,7 +868,7 @@
                 <w:i w:val="0"/>
                 <w:sz w:val="16"/>
               </w:rPr>
-              <w:t xml:space="preserve">Notice to Tribe within response window; updates every </w:t>
+              <w:t xml:space="preserve">Notice to Lumbee Tribe within response window; updates every </w:t>
             </w:r>
             <w:r>
               <w:rPr>
@@ -1311,7 +1311,7 @@
           <w:b w:val="0"/>
           <w:i w:val="0"/>
         </w:rPr>
-        <w:t xml:space="preserve">RIVR Tech shall provide the Tribe and affected customers at least </w:t>
+        <w:t xml:space="preserve">RIVR Tech shall provide the Lumbee Tribe and affected customers at least </w:t>
       </w:r>
       <w:r>
         <w:rPr>
@@ -1367,7 +1367,7 @@
           <w:b w:val="0"/>
           <w:i w:val="0"/>
         </w:rPr>
-        <w:t>, and shall provide the Tribe outage summaries for Essential-Services sites in real time.</w:t>
+        <w:t>, and shall provide the Lumbee Tribe outage summaries for Essential-Services sites in real time.</w:t>
       </w:r>
     </w:p>
     <w:p>
@@ -1691,7 +1691,7 @@
           <w:b w:val="0"/>
           <w:i w:val="0"/>
         </w:rPr>
-        <w:t xml:space="preserve">RIVR Tech shall maintain a cybersecurity program and incident-response plan consistent with Document 02.06 (Cybersecurity), including detection, containment, notification, and remediation, and shall notify the Tribe of reportable incidents within </w:t>
+        <w:t xml:space="preserve">RIVR Tech shall maintain a cybersecurity program and incident-response plan consistent with Document 02.06 (Cybersecurity), including detection, containment, notification, and remediation, and shall notify the Lumbee Tribe of reportable incidents within </w:t>
       </w:r>
       <w:r>
         <w:rPr>
@@ -2223,7 +2223,7 @@
           <w:b w:val="0"/>
           <w:i w:val="0"/>
         </w:rPr>
-        <w:t>RIVR Tech shall operate the Network in compliance with all applicable FCC and NTIA performance, service, and reporting requirements, including the Award's service milestones and speed/latency conditions, and shall support the Tribe's Award reporting obligations under 2 CFR Part 200 (Uniform Administrative Requirements, Cost Principles, and Audit Requirements for Federal Awards).</w:t>
+        <w:t>RIVR Tech shall operate the Network in compliance with all applicable FCC and NTIA performance, service, and reporting requirements, including the Award's service milestones and speed/latency conditions, and shall support the Lumbee Tribe's Award reporting obligations under 2 CFR Part 200 (Uniform Administrative Requirements, Cost Principles, and Audit Requirements for Federal Awards).</w:t>
       </w:r>
     </w:p>
     <w:p>
@@ -2247,7 +2247,7 @@
           <w:b w:val="0"/>
           <w:i w:val="0"/>
         </w:rPr>
-        <w:t>RIVR Tech shall provide the performance, availability, subscriber, and buildout data the Tribe needs for TBCP and FCC reporting, including location-level service data, in the formats and on the schedule the Tribe reasonably requires.</w:t>
+        <w:t>RIVR Tech shall provide the performance, availability, subscriber, and buildout data the Lumbee Tribe needs for TBCP and FCC reporting, including location-level service data, in the formats and on the schedule the Lumbee Tribe reasonably requires.</w:t>
       </w:r>
     </w:p>
     <w:p>
@@ -2326,7 +2326,7 @@
           <w:b w:val="0"/>
           <w:i w:val="0"/>
         </w:rPr>
-        <w:t>Annually, RIVR Tech shall deliver a consolidated report including trend analysis, chronic-problem review, capital/electronics refresh status, cybersecurity/DR test results, and a forward maintenance plan, supporting the Tribe's Award and performance reporting.</w:t>
+        <w:t>Annually, RIVR Tech shall deliver a consolidated report including trend analysis, chronic-problem review, capital/electronics refresh status, cybersecurity/DR test results, and a forward maintenance plan, supporting the Lumbee Tribe's Award and performance reporting.</w:t>
       </w:r>
     </w:p>
     <w:p>
@@ -2384,7 +2384,7 @@
           <w:b w:val="0"/>
           <w:i w:val="0"/>
         </w:rPr>
-        <w:t>Failure to meet the committed standards entitles the Tribe to service credits against amounts otherwise payable to RIVR Tech (or, where no such amounts exist, to the credit accrual mechanism in Document 02.04), on the following schedule. Credits are a remedy for performance misses and are without prejudice to step-in and default remedies:</w:t>
+        <w:t>Failure to meet the committed standards entitles the Lumbee Tribe to service credits against amounts otherwise payable to RIVR Tech (or, where no such amounts exist, to the credit accrual mechanism in Document 02.04), on the following schedule. Credits are a remedy for performance misses and are without prejudice to step-in and default remedies:</w:t>
       </w:r>
     </w:p>
     <w:tbl>
@@ -2824,7 +2824,7 @@
           <w:b w:val="0"/>
           <w:i w:val="0"/>
         </w:rPr>
-        <w:t>) is a material performance default that triggers enhanced credits, mandatory corrective action, and the Tribe's step-in and successor-operator rights.</w:t>
+        <w:t>) is a material performance default that triggers enhanced credits, mandatory corrective action, and the Lumbee Tribe's step-in and successor-operator rights.</w:t>
       </w:r>
     </w:p>
     <w:p>
@@ -2848,7 +2848,7 @@
           <w:b w:val="0"/>
           <w:i w:val="0"/>
         </w:rPr>
-        <w:t>Upon chronic failure, threatened abandonment, or an uncured Essential-Services default, the Tribe may exercise step-in rights (immediate, upon notice, where continuity of Essential Services, public safety, or compliance with the Award is imminently threatened) and, if necessary, transition operations to a successor operator, all as provided in Document 02.07 (Transition) and Document 02.02, Article 16.</w:t>
+        <w:t>Upon chronic failure, threatened abandonment, or an uncured Essential-Services default, the Lumbee Tribe may exercise step-in rights (immediate, upon notice, where continuity of Essential Services, public safety, or compliance with the Award is imminently threatened) and, if necessary, transition operations to a successor operator, all as provided in Document 02.07 (Transition) and Document 02.02, Article 16.</w:t>
       </w:r>
     </w:p>
     <w:p>
@@ -2927,7 +2927,7 @@
           <w:b w:val="0"/>
           <w:i w:val="0"/>
         </w:rPr>
-        <w:t>RIVR Tech shall pursue recovery from third parties responsible for damage to the Network (e.g., dig-ins, vehicle strikes), documenting costs and coordinating with the Tribe. Recoveries relating to Tribal Assets are applied first to restoration and to make the Tribe whole; the Federal Interest attaches to recoveries relating to Tribal Assets.</w:t>
+        <w:t>RIVR Tech shall pursue recovery from third parties responsible for damage to the Network (e.g., dig-ins, vehicle strikes), documenting costs and coordinating with the Lumbee Tribe. Recoveries relating to Tribal Assets are applied first to restoration and to make the Lumbee Tribe whole; the Federal Interest attaches to recoveries relating to Tribal Assets.</w:t>
       </w:r>
     </w:p>
     <w:p>
